--- a/sourse/с, с++/Основы информационной безопасности/oib12/oib12.docx
+++ b/sourse/с, с++/Основы информационной безопасности/oib12/oib12.docx
@@ -1,6 +1,6 @@
 
 <file path=word/document.xml><?xml version="1.0" encoding="utf-8"?>
-<w:document xmlns:wpc="http://schemas.microsoft.com/office/word/2010/wordprocessingCanvas" xmlns:cx="http://schemas.microsoft.com/office/drawing/2014/chartex" xmlns:cx1="http://schemas.microsoft.com/office/drawing/2015/9/8/chartex" xmlns:mc="http://schemas.openxmlformats.org/markup-compatibility/2006" xmlns:o="urn:schemas-microsoft-com:office:office" xmlns:r="http://schemas.openxmlformats.org/officeDocument/2006/relationships" xmlns:m="http://schemas.openxmlformats.org/officeDocument/2006/math" xmlns:v="urn:schemas-microsoft-com:vml" xmlns:wp14="http://schemas.microsoft.com/office/word/2010/wordprocessingDrawing" xmlns:wp="http://schemas.openxmlformats.org/drawingml/2006/wordprocessingDrawing" xmlns:w10="urn:schemas-microsoft-com:office:word" xmlns:w="http://schemas.openxmlformats.org/wordprocessingml/2006/main" xmlns:w14="http://schemas.microsoft.com/office/word/2010/wordml" xmlns:w15="http://schemas.microsoft.com/office/word/2012/wordml" xmlns:w16se="http://schemas.microsoft.com/office/word/2015/wordml/symex" xmlns:wpg="http://schemas.microsoft.com/office/word/2010/wordprocessingGroup" xmlns:wpi="http://schemas.microsoft.com/office/word/2010/wordprocessingInk" xmlns:wne="http://schemas.microsoft.com/office/word/2006/wordml" xmlns:wps="http://schemas.microsoft.com/office/word/2010/wordprocessingShape" mc:Ignorable="w14 w15 w16se wp14">
+<w:document xmlns:wpc="http://schemas.microsoft.com/office/word/2010/wordprocessingCanvas" xmlns:cx="http://schemas.microsoft.com/office/drawing/2014/chartex" xmlns:cx1="http://schemas.microsoft.com/office/drawing/2015/9/8/chartex" xmlns:cx2="http://schemas.microsoft.com/office/drawing/2015/10/21/chartex" xmlns:cx3="http://schemas.microsoft.com/office/drawing/2016/5/9/chartex" xmlns:cx4="http://schemas.microsoft.com/office/drawing/2016/5/10/chartex" xmlns:cx5="http://schemas.microsoft.com/office/drawing/2016/5/11/chartex" xmlns:cx6="http://schemas.microsoft.com/office/drawing/2016/5/12/chartex" xmlns:cx7="http://schemas.microsoft.com/office/drawing/2016/5/13/chartex" xmlns:cx8="http://schemas.microsoft.com/office/drawing/2016/5/14/chartex" xmlns:mc="http://schemas.openxmlformats.org/markup-compatibility/2006" xmlns:aink="http://schemas.microsoft.com/office/drawing/2016/ink" xmlns:am3d="http://schemas.microsoft.com/office/drawing/2017/model3d" xmlns:o="urn:schemas-microsoft-com:office:office" xmlns:r="http://schemas.openxmlformats.org/officeDocument/2006/relationships" xmlns:m="http://schemas.openxmlformats.org/officeDocument/2006/math" xmlns:v="urn:schemas-microsoft-com:vml" xmlns:wp14="http://schemas.microsoft.com/office/word/2010/wordprocessingDrawing" xmlns:wp="http://schemas.openxmlformats.org/drawingml/2006/wordprocessingDrawing" xmlns:w10="urn:schemas-microsoft-com:office:word" xmlns:w="http://schemas.openxmlformats.org/wordprocessingml/2006/main" xmlns:w14="http://schemas.microsoft.com/office/word/2010/wordml" xmlns:w15="http://schemas.microsoft.com/office/word/2012/wordml" xmlns:w16cex="http://schemas.microsoft.com/office/word/2018/wordml/cex" xmlns:w16cid="http://schemas.microsoft.com/office/word/2016/wordml/cid" xmlns:w16="http://schemas.microsoft.com/office/word/2018/wordml" xmlns:w16sdtdh="http://schemas.microsoft.com/office/word/2020/wordml/sdtdatahash" xmlns:w16se="http://schemas.microsoft.com/office/word/2015/wordml/symex" xmlns:wpg="http://schemas.microsoft.com/office/word/2010/wordprocessingGroup" xmlns:wpi="http://schemas.microsoft.com/office/word/2010/wordprocessingInk" xmlns:wne="http://schemas.microsoft.com/office/word/2006/wordml" xmlns:wps="http://schemas.microsoft.com/office/word/2010/wordprocessingShape" mc:Ignorable="w14 w15 w16se w16cid w16 w16cex w16sdtdh wp14">
   <w:body>
     <w:p>
       <w:pPr>
@@ -394,19 +394,7 @@
         <w:rPr>
           <w:rFonts w:cs="Times New Roman"/>
         </w:rPr>
-        <w:t>студент гр. 483</w:t>
-      </w:r>
-      <w:r>
-        <w:rPr>
-          <w:rFonts w:cs="Times New Roman"/>
-        </w:rPr>
-        <w:t>1001</w:t>
-      </w:r>
-      <w:r>
-        <w:rPr>
-          <w:rFonts w:cs="Times New Roman"/>
-        </w:rPr>
-        <w:t>/20003</w:t>
+        <w:t>студент гр.</w:t>
       </w:r>
       <w:r>
         <w:rPr>
@@ -531,7 +519,7 @@
         <w:rPr>
           <w:rFonts w:cs="Times New Roman"/>
         </w:rPr>
-        <w:t>асс. преподавателя</w:t>
+        <w:tab/>
       </w:r>
       <w:r>
         <w:rPr>
@@ -568,13 +556,6 @@
           <w:rFonts w:cs="Times New Roman"/>
         </w:rPr>
         <w:tab/>
-      </w:r>
-      <w:r>
-        <w:rPr>
-          <w:rFonts w:cs="Times New Roman"/>
-        </w:rPr>
-        <w:tab/>
-        <w:t>Орел Е.М.</w:t>
       </w:r>
     </w:p>
     <w:p>
@@ -2069,11 +2050,7 @@
         <w:t>Windows</w:t>
       </w:r>
       <w:r>
-        <w:t xml:space="preserve">, в первую очередь создадим </w:t>
-      </w:r>
-      <w:r>
-        <w:lastRenderedPageBreak/>
-        <w:t xml:space="preserve">каталог </w:t>
+        <w:t xml:space="preserve">, в первую очередь создадим каталог </w:t>
       </w:r>
       <w:r>
         <w:rPr>
@@ -2240,15 +2217,11 @@
       <w:pPr>
         <w:ind w:firstLine="0"/>
         <w:jc w:val="left"/>
-        <w:rPr>
-          <w:lang w:val="en-US"/>
-        </w:rPr>
       </w:pPr>
       <w:r>
         <w:t xml:space="preserve">Как мы можем заметить, текущий пользователь обладает доступом только чтению и смене разрешений, так как он владелец файла. Теперь проверим изменение прав у </w:t>
       </w:r>
       <w:r>
-        <w:lastRenderedPageBreak/>
         <w:t xml:space="preserve">пользователя </w:t>
       </w:r>
       <w:r>
@@ -2478,7 +2451,6 @@
         <w:jc w:val="center"/>
         <w:rPr>
           <w:noProof/>
-          <w:lang w:val="en-US"/>
         </w:rPr>
       </w:pPr>
       <w:r>
@@ -2490,7 +2462,6 @@
       <w:r>
         <w:rPr>
           <w:noProof/>
-          <w:lang w:val="en-US"/>
         </w:rPr>
         <w:t>4</w:t>
       </w:r>
@@ -2500,7 +2471,6 @@
         <w:ind w:firstLine="851"/>
       </w:pPr>
       <w:r>
-        <w:lastRenderedPageBreak/>
         <w:t xml:space="preserve">В другом случае, разрешающие права распространяются на всех членов группы. Разрешим группе </w:t>
       </w:r>
       <w:proofErr w:type="spellStart"/>
@@ -2670,15 +2640,7 @@
         <w:rPr>
           <w:rFonts w:eastAsia="Times New Roman" w:cs="Times New Roman"/>
         </w:rPr>
-        <w:t>После этого была разработана утилита, выполняющая действия создания, чтения, записи и изменения атрибутов файла. Если файл архивный, то не удается выполнить ни одну из операций чтения, записи и создания файла.</w:t>
-      </w:r>
-      <w:bookmarkStart w:id="0" w:name="_GoBack"/>
-      <w:bookmarkEnd w:id="0"/>
-      <w:r>
-        <w:rPr>
-          <w:rFonts w:eastAsia="Times New Roman" w:cs="Times New Roman"/>
-        </w:rPr>
-        <w:t xml:space="preserve"> Если же файл только для чтения, то не удается записать что-то в файл. Мы устанавливаем атрибут </w:t>
+        <w:t xml:space="preserve">После этого была разработана утилита, выполняющая действия создания, чтения, записи и изменения атрибутов файла. Если файл архивный, то не удается выполнить ни одну из операций чтения, записи и создания файла. Если же файл только для чтения, то не удается записать что-то в файл. Мы устанавливаем атрибут </w:t>
       </w:r>
       <w:r>
         <w:rPr>
@@ -2764,15 +2726,7 @@
           <w:bCs/>
           <w:szCs w:val="20"/>
         </w:rPr>
-        <w:t xml:space="preserve">Рис.6 </w:t>
-      </w:r>
-      <w:r>
-        <w:rPr>
-          <w:rFonts w:eastAsia="Times New Roman" w:cs="Times New Roman"/>
-          <w:bCs/>
-          <w:szCs w:val="20"/>
-        </w:rPr>
-        <w:t xml:space="preserve">– </w:t>
+        <w:t xml:space="preserve">Рис.6 – </w:t>
       </w:r>
       <w:r>
         <w:rPr>
@@ -2795,7 +2749,6 @@
           <w:noProof/>
           <w:lang w:val="en-US" w:eastAsia="en-US"/>
         </w:rPr>
-        <w:lastRenderedPageBreak/>
         <w:drawing>
           <wp:inline distT="0" distB="0" distL="0" distR="0" wp14:anchorId="1796707C" wp14:editId="3B5001B5">
             <wp:extent cx="3291889" cy="1780309"/>
@@ -2855,45 +2808,13 @@
           <w:bCs/>
           <w:szCs w:val="20"/>
         </w:rPr>
-        <w:t xml:space="preserve">Рис. 7 </w:t>
-      </w:r>
-      <w:r>
-        <w:rPr>
-          <w:rFonts w:eastAsia="Times New Roman" w:cs="Times New Roman"/>
-          <w:bCs/>
-          <w:szCs w:val="20"/>
-        </w:rPr>
-        <w:t xml:space="preserve">– </w:t>
-      </w:r>
-      <w:r>
-        <w:rPr>
-          <w:rFonts w:eastAsia="Times New Roman" w:cs="Times New Roman"/>
-        </w:rPr>
-        <w:t>невозможно выполнить операцию создания т</w:t>
-      </w:r>
-      <w:r>
-        <w:rPr>
-          <w:rFonts w:eastAsia="Times New Roman" w:cs="Times New Roman"/>
-        </w:rPr>
-        <w:t>а</w:t>
-      </w:r>
-      <w:r>
-        <w:rPr>
-          <w:rFonts w:eastAsia="Times New Roman" w:cs="Times New Roman"/>
-        </w:rPr>
-        <w:t>к</w:t>
-      </w:r>
-      <w:r>
-        <w:rPr>
-          <w:rFonts w:eastAsia="Times New Roman" w:cs="Times New Roman"/>
-        </w:rPr>
-        <w:t xml:space="preserve"> как</w:t>
-      </w:r>
-      <w:r>
-        <w:rPr>
-          <w:rFonts w:eastAsia="Times New Roman" w:cs="Times New Roman"/>
-        </w:rPr>
-        <w:t xml:space="preserve"> файл архивный</w:t>
+        <w:t xml:space="preserve">Рис. 7 – </w:t>
+      </w:r>
+      <w:r>
+        <w:rPr>
+          <w:rFonts w:eastAsia="Times New Roman" w:cs="Times New Roman"/>
+        </w:rPr>
+        <w:t>невозможно выполнить операцию создания так как файл архивный</w:t>
       </w:r>
     </w:p>
     <w:p>
@@ -3040,15 +2961,7 @@
           <w:bCs/>
           <w:szCs w:val="20"/>
         </w:rPr>
-        <w:t>8-</w:t>
-      </w:r>
-      <w:r>
-        <w:rPr>
-          <w:rFonts w:eastAsia="Times New Roman" w:cs="Times New Roman"/>
-          <w:bCs/>
-          <w:szCs w:val="20"/>
-        </w:rPr>
-        <w:t>9</w:t>
+        <w:t>8-9</w:t>
       </w:r>
       <w:r>
         <w:rPr>
@@ -3226,27 +3139,13 @@
           <w:bCs/>
           <w:szCs w:val="20"/>
         </w:rPr>
-        <w:t xml:space="preserve"> </w:t>
-      </w:r>
-      <w:r>
-        <w:rPr>
-          <w:rFonts w:eastAsia="Times New Roman" w:cs="Times New Roman"/>
-          <w:bCs/>
-          <w:szCs w:val="20"/>
-        </w:rPr>
-        <w:t xml:space="preserve">– </w:t>
-      </w:r>
-      <w:r>
-        <w:rPr>
-          <w:rFonts w:eastAsia="Times New Roman" w:cs="Times New Roman"/>
-        </w:rPr>
-        <w:t>установка атрибута т</w:t>
-      </w:r>
-      <w:r>
-        <w:rPr>
-          <w:rFonts w:eastAsia="Times New Roman" w:cs="Times New Roman"/>
-        </w:rPr>
-        <w:t>олько для чтения</w:t>
+        <w:t xml:space="preserve"> – </w:t>
+      </w:r>
+      <w:r>
+        <w:rPr>
+          <w:rFonts w:eastAsia="Times New Roman" w:cs="Times New Roman"/>
+        </w:rPr>
+        <w:t>установка атрибута только для чтения</w:t>
       </w:r>
     </w:p>
     <w:p>
@@ -3255,7 +3154,7 @@
         <w:jc w:val="left"/>
         <w:rPr>
           <w:noProof/>
-          <w:lang w:val="en-US" w:eastAsia="en-US"/>
+          <w:lang w:eastAsia="en-US"/>
         </w:rPr>
       </w:pPr>
     </w:p>
@@ -3265,7 +3164,7 @@
         <w:jc w:val="left"/>
         <w:rPr>
           <w:noProof/>
-          <w:lang w:val="en-US" w:eastAsia="en-US"/>
+          <w:lang w:eastAsia="en-US"/>
         </w:rPr>
       </w:pPr>
     </w:p>
@@ -3283,7 +3182,6 @@
           <w:noProof/>
           <w:lang w:val="en-US" w:eastAsia="en-US"/>
         </w:rPr>
-        <w:lastRenderedPageBreak/>
         <w:drawing>
           <wp:inline distT="0" distB="0" distL="0" distR="0" wp14:anchorId="748538B2" wp14:editId="5DCFEA72">
             <wp:extent cx="1981200" cy="1993429"/>
@@ -3343,45 +3241,13 @@
           <w:bCs/>
           <w:szCs w:val="20"/>
         </w:rPr>
-        <w:t>Рис. 12</w:t>
-      </w:r>
-      <w:r>
-        <w:rPr>
-          <w:rFonts w:eastAsia="Times New Roman" w:cs="Times New Roman"/>
-          <w:bCs/>
-          <w:szCs w:val="20"/>
-        </w:rPr>
-        <w:t xml:space="preserve">– </w:t>
-      </w:r>
-      <w:r>
-        <w:rPr>
-          <w:rFonts w:eastAsia="Times New Roman" w:cs="Times New Roman"/>
-        </w:rPr>
-        <w:t>невозможно выполнить операцию записи в файл т</w:t>
-      </w:r>
-      <w:r>
-        <w:rPr>
-          <w:rFonts w:eastAsia="Times New Roman" w:cs="Times New Roman"/>
-        </w:rPr>
-        <w:t>а</w:t>
-      </w:r>
-      <w:r>
-        <w:rPr>
-          <w:rFonts w:eastAsia="Times New Roman" w:cs="Times New Roman"/>
-        </w:rPr>
-        <w:t>к</w:t>
-      </w:r>
-      <w:r>
-        <w:rPr>
-          <w:rFonts w:eastAsia="Times New Roman" w:cs="Times New Roman"/>
-        </w:rPr>
-        <w:t xml:space="preserve"> как</w:t>
-      </w:r>
-      <w:r>
-        <w:rPr>
-          <w:rFonts w:eastAsia="Times New Roman" w:cs="Times New Roman"/>
-        </w:rPr>
-        <w:t xml:space="preserve"> файл только для чтения</w:t>
+        <w:t xml:space="preserve">Рис. 12– </w:t>
+      </w:r>
+      <w:r>
+        <w:rPr>
+          <w:rFonts w:eastAsia="Times New Roman" w:cs="Times New Roman"/>
+        </w:rPr>
+        <w:t>невозможно выполнить операцию записи в файл так как файл только для чтения</w:t>
       </w:r>
     </w:p>
     <w:p>
@@ -3554,7 +3420,7 @@
 </file>
 
 <file path=word/endnotes.xml><?xml version="1.0" encoding="utf-8"?>
-<w:endnotes xmlns:wpc="http://schemas.microsoft.com/office/word/2010/wordprocessingCanvas" xmlns:cx="http://schemas.microsoft.com/office/drawing/2014/chartex" xmlns:cx1="http://schemas.microsoft.com/office/drawing/2015/9/8/chartex" xmlns:mc="http://schemas.openxmlformats.org/markup-compatibility/2006" xmlns:o="urn:schemas-microsoft-com:office:office" xmlns:r="http://schemas.openxmlformats.org/officeDocument/2006/relationships" xmlns:m="http://schemas.openxmlformats.org/officeDocument/2006/math" xmlns:v="urn:schemas-microsoft-com:vml" xmlns:wp14="http://schemas.microsoft.com/office/word/2010/wordprocessingDrawing" xmlns:wp="http://schemas.openxmlformats.org/drawingml/2006/wordprocessingDrawing" xmlns:w10="urn:schemas-microsoft-com:office:word" xmlns:w="http://schemas.openxmlformats.org/wordprocessingml/2006/main" xmlns:w14="http://schemas.microsoft.com/office/word/2010/wordml" xmlns:w15="http://schemas.microsoft.com/office/word/2012/wordml" xmlns:w16se="http://schemas.microsoft.com/office/word/2015/wordml/symex" xmlns:wpg="http://schemas.microsoft.com/office/word/2010/wordprocessingGroup" xmlns:wpi="http://schemas.microsoft.com/office/word/2010/wordprocessingInk" xmlns:wne="http://schemas.microsoft.com/office/word/2006/wordml" xmlns:wps="http://schemas.microsoft.com/office/word/2010/wordprocessingShape" mc:Ignorable="w14 w15 w16se wp14">
+<w:endnotes xmlns:wpc="http://schemas.microsoft.com/office/word/2010/wordprocessingCanvas" xmlns:cx="http://schemas.microsoft.com/office/drawing/2014/chartex" xmlns:cx1="http://schemas.microsoft.com/office/drawing/2015/9/8/chartex" xmlns:cx2="http://schemas.microsoft.com/office/drawing/2015/10/21/chartex" xmlns:cx3="http://schemas.microsoft.com/office/drawing/2016/5/9/chartex" xmlns:cx4="http://schemas.microsoft.com/office/drawing/2016/5/10/chartex" xmlns:cx5="http://schemas.microsoft.com/office/drawing/2016/5/11/chartex" xmlns:cx6="http://schemas.microsoft.com/office/drawing/2016/5/12/chartex" xmlns:cx7="http://schemas.microsoft.com/office/drawing/2016/5/13/chartex" xmlns:cx8="http://schemas.microsoft.com/office/drawing/2016/5/14/chartex" xmlns:mc="http://schemas.openxmlformats.org/markup-compatibility/2006" xmlns:aink="http://schemas.microsoft.com/office/drawing/2016/ink" xmlns:am3d="http://schemas.microsoft.com/office/drawing/2017/model3d" xmlns:o="urn:schemas-microsoft-com:office:office" xmlns:r="http://schemas.openxmlformats.org/officeDocument/2006/relationships" xmlns:m="http://schemas.openxmlformats.org/officeDocument/2006/math" xmlns:v="urn:schemas-microsoft-com:vml" xmlns:wp14="http://schemas.microsoft.com/office/word/2010/wordprocessingDrawing" xmlns:wp="http://schemas.openxmlformats.org/drawingml/2006/wordprocessingDrawing" xmlns:w10="urn:schemas-microsoft-com:office:word" xmlns:w="http://schemas.openxmlformats.org/wordprocessingml/2006/main" xmlns:w14="http://schemas.microsoft.com/office/word/2010/wordml" xmlns:w15="http://schemas.microsoft.com/office/word/2012/wordml" xmlns:w16cex="http://schemas.microsoft.com/office/word/2018/wordml/cex" xmlns:w16cid="http://schemas.microsoft.com/office/word/2016/wordml/cid" xmlns:w16="http://schemas.microsoft.com/office/word/2018/wordml" xmlns:w16sdtdh="http://schemas.microsoft.com/office/word/2020/wordml/sdtdatahash" xmlns:w16se="http://schemas.microsoft.com/office/word/2015/wordml/symex" xmlns:wpg="http://schemas.microsoft.com/office/word/2010/wordprocessingGroup" xmlns:wpi="http://schemas.microsoft.com/office/word/2010/wordprocessingInk" xmlns:wne="http://schemas.microsoft.com/office/word/2006/wordml" xmlns:wps="http://schemas.microsoft.com/office/word/2010/wordprocessingShape" mc:Ignorable="w14 w15 w16se w16cid w16 w16cex w16sdtdh wp14">
   <w:endnote w:type="separator" w:id="-1">
     <w:p>
       <w:pPr>
@@ -3579,7 +3445,7 @@
 </file>
 
 <file path=word/footnotes.xml><?xml version="1.0" encoding="utf-8"?>
-<w:footnotes xmlns:wpc="http://schemas.microsoft.com/office/word/2010/wordprocessingCanvas" xmlns:cx="http://schemas.microsoft.com/office/drawing/2014/chartex" xmlns:cx1="http://schemas.microsoft.com/office/drawing/2015/9/8/chartex" xmlns:mc="http://schemas.openxmlformats.org/markup-compatibility/2006" xmlns:o="urn:schemas-microsoft-com:office:office" xmlns:r="http://schemas.openxmlformats.org/officeDocument/2006/relationships" xmlns:m="http://schemas.openxmlformats.org/officeDocument/2006/math" xmlns:v="urn:schemas-microsoft-com:vml" xmlns:wp14="http://schemas.microsoft.com/office/word/2010/wordprocessingDrawing" xmlns:wp="http://schemas.openxmlformats.org/drawingml/2006/wordprocessingDrawing" xmlns:w10="urn:schemas-microsoft-com:office:word" xmlns:w="http://schemas.openxmlformats.org/wordprocessingml/2006/main" xmlns:w14="http://schemas.microsoft.com/office/word/2010/wordml" xmlns:w15="http://schemas.microsoft.com/office/word/2012/wordml" xmlns:w16se="http://schemas.microsoft.com/office/word/2015/wordml/symex" xmlns:wpg="http://schemas.microsoft.com/office/word/2010/wordprocessingGroup" xmlns:wpi="http://schemas.microsoft.com/office/word/2010/wordprocessingInk" xmlns:wne="http://schemas.microsoft.com/office/word/2006/wordml" xmlns:wps="http://schemas.microsoft.com/office/word/2010/wordprocessingShape" mc:Ignorable="w14 w15 w16se wp14">
+<w:footnotes xmlns:wpc="http://schemas.microsoft.com/office/word/2010/wordprocessingCanvas" xmlns:cx="http://schemas.microsoft.com/office/drawing/2014/chartex" xmlns:cx1="http://schemas.microsoft.com/office/drawing/2015/9/8/chartex" xmlns:cx2="http://schemas.microsoft.com/office/drawing/2015/10/21/chartex" xmlns:cx3="http://schemas.microsoft.com/office/drawing/2016/5/9/chartex" xmlns:cx4="http://schemas.microsoft.com/office/drawing/2016/5/10/chartex" xmlns:cx5="http://schemas.microsoft.com/office/drawing/2016/5/11/chartex" xmlns:cx6="http://schemas.microsoft.com/office/drawing/2016/5/12/chartex" xmlns:cx7="http://schemas.microsoft.com/office/drawing/2016/5/13/chartex" xmlns:cx8="http://schemas.microsoft.com/office/drawing/2016/5/14/chartex" xmlns:mc="http://schemas.openxmlformats.org/markup-compatibility/2006" xmlns:aink="http://schemas.microsoft.com/office/drawing/2016/ink" xmlns:am3d="http://schemas.microsoft.com/office/drawing/2017/model3d" xmlns:o="urn:schemas-microsoft-com:office:office" xmlns:r="http://schemas.openxmlformats.org/officeDocument/2006/relationships" xmlns:m="http://schemas.openxmlformats.org/officeDocument/2006/math" xmlns:v="urn:schemas-microsoft-com:vml" xmlns:wp14="http://schemas.microsoft.com/office/word/2010/wordprocessingDrawing" xmlns:wp="http://schemas.openxmlformats.org/drawingml/2006/wordprocessingDrawing" xmlns:w10="urn:schemas-microsoft-com:office:word" xmlns:w="http://schemas.openxmlformats.org/wordprocessingml/2006/main" xmlns:w14="http://schemas.microsoft.com/office/word/2010/wordml" xmlns:w15="http://schemas.microsoft.com/office/word/2012/wordml" xmlns:w16cex="http://schemas.microsoft.com/office/word/2018/wordml/cex" xmlns:w16cid="http://schemas.microsoft.com/office/word/2016/wordml/cid" xmlns:w16="http://schemas.microsoft.com/office/word/2018/wordml" xmlns:w16sdtdh="http://schemas.microsoft.com/office/word/2020/wordml/sdtdatahash" xmlns:w16se="http://schemas.microsoft.com/office/word/2015/wordml/symex" xmlns:wpg="http://schemas.microsoft.com/office/word/2010/wordprocessingGroup" xmlns:wpi="http://schemas.microsoft.com/office/word/2010/wordprocessingInk" xmlns:wne="http://schemas.microsoft.com/office/word/2006/wordml" xmlns:wps="http://schemas.microsoft.com/office/word/2010/wordprocessingShape" mc:Ignorable="w14 w15 w16se w16cid w16 w16cex w16sdtdh wp14">
   <w:footnote w:type="separator" w:id="-1">
     <w:p>
       <w:pPr>
@@ -3604,7 +3470,7 @@
 </file>
 
 <file path=word/numbering.xml><?xml version="1.0" encoding="utf-8"?>
-<w:numbering xmlns:wpc="http://schemas.microsoft.com/office/word/2010/wordprocessingCanvas" xmlns:cx="http://schemas.microsoft.com/office/drawing/2014/chartex" xmlns:cx1="http://schemas.microsoft.com/office/drawing/2015/9/8/chartex" xmlns:mc="http://schemas.openxmlformats.org/markup-compatibility/2006" xmlns:o="urn:schemas-microsoft-com:office:office" xmlns:r="http://schemas.openxmlformats.org/officeDocument/2006/relationships" xmlns:m="http://schemas.openxmlformats.org/officeDocument/2006/math" xmlns:v="urn:schemas-microsoft-com:vml" xmlns:wp14="http://schemas.microsoft.com/office/word/2010/wordprocessingDrawing" xmlns:wp="http://schemas.openxmlformats.org/drawingml/2006/wordprocessingDrawing" xmlns:w10="urn:schemas-microsoft-com:office:word" xmlns:w="http://schemas.openxmlformats.org/wordprocessingml/2006/main" xmlns:w14="http://schemas.microsoft.com/office/word/2010/wordml" xmlns:w15="http://schemas.microsoft.com/office/word/2012/wordml" xmlns:w16se="http://schemas.microsoft.com/office/word/2015/wordml/symex" xmlns:wpg="http://schemas.microsoft.com/office/word/2010/wordprocessingGroup" xmlns:wpi="http://schemas.microsoft.com/office/word/2010/wordprocessingInk" xmlns:wne="http://schemas.microsoft.com/office/word/2006/wordml" xmlns:wps="http://schemas.microsoft.com/office/word/2010/wordprocessingShape" mc:Ignorable="w14 w15 w16se wp14">
+<w:numbering xmlns:wpc="http://schemas.microsoft.com/office/word/2010/wordprocessingCanvas" xmlns:cx="http://schemas.microsoft.com/office/drawing/2014/chartex" xmlns:cx1="http://schemas.microsoft.com/office/drawing/2015/9/8/chartex" xmlns:cx2="http://schemas.microsoft.com/office/drawing/2015/10/21/chartex" xmlns:cx3="http://schemas.microsoft.com/office/drawing/2016/5/9/chartex" xmlns:cx4="http://schemas.microsoft.com/office/drawing/2016/5/10/chartex" xmlns:cx5="http://schemas.microsoft.com/office/drawing/2016/5/11/chartex" xmlns:cx6="http://schemas.microsoft.com/office/drawing/2016/5/12/chartex" xmlns:cx7="http://schemas.microsoft.com/office/drawing/2016/5/13/chartex" xmlns:cx8="http://schemas.microsoft.com/office/drawing/2016/5/14/chartex" xmlns:mc="http://schemas.openxmlformats.org/markup-compatibility/2006" xmlns:aink="http://schemas.microsoft.com/office/drawing/2016/ink" xmlns:am3d="http://schemas.microsoft.com/office/drawing/2017/model3d" xmlns:o="urn:schemas-microsoft-com:office:office" xmlns:r="http://schemas.openxmlformats.org/officeDocument/2006/relationships" xmlns:m="http://schemas.openxmlformats.org/officeDocument/2006/math" xmlns:v="urn:schemas-microsoft-com:vml" xmlns:wp14="http://schemas.microsoft.com/office/word/2010/wordprocessingDrawing" xmlns:wp="http://schemas.openxmlformats.org/drawingml/2006/wordprocessingDrawing" xmlns:w10="urn:schemas-microsoft-com:office:word" xmlns:w="http://schemas.openxmlformats.org/wordprocessingml/2006/main" xmlns:w14="http://schemas.microsoft.com/office/word/2010/wordml" xmlns:w15="http://schemas.microsoft.com/office/word/2012/wordml" xmlns:w16cex="http://schemas.microsoft.com/office/word/2018/wordml/cex" xmlns:w16cid="http://schemas.microsoft.com/office/word/2016/wordml/cid" xmlns:w16="http://schemas.microsoft.com/office/word/2018/wordml" xmlns:w16sdtdh="http://schemas.microsoft.com/office/word/2020/wordml/sdtdatahash" xmlns:w16se="http://schemas.microsoft.com/office/word/2015/wordml/symex" xmlns:wpg="http://schemas.microsoft.com/office/word/2010/wordprocessingGroup" xmlns:wpi="http://schemas.microsoft.com/office/word/2010/wordprocessingInk" xmlns:wne="http://schemas.microsoft.com/office/word/2006/wordml" xmlns:wps="http://schemas.microsoft.com/office/word/2010/wordprocessingShape" mc:Ignorable="w14 w15 w16se w16cid w16 w16cex w16sdtdh wp14">
   <w:abstractNum w:abstractNumId="0" w15:restartNumberingAfterBreak="0">
     <w:nsid w:val="00000002"/>
     <w:multiLevelType w:val="multilevel"/>
@@ -4618,7 +4484,7 @@
 </file>
 
 <file path=word/styles.xml><?xml version="1.0" encoding="utf-8"?>
-<w:styles xmlns:mc="http://schemas.openxmlformats.org/markup-compatibility/2006" xmlns:r="http://schemas.openxmlformats.org/officeDocument/2006/relationships" xmlns:w="http://schemas.openxmlformats.org/wordprocessingml/2006/main" xmlns:w14="http://schemas.microsoft.com/office/word/2010/wordml" xmlns:w15="http://schemas.microsoft.com/office/word/2012/wordml" xmlns:w16se="http://schemas.microsoft.com/office/word/2015/wordml/symex" mc:Ignorable="w14 w15 w16se">
+<w:styles xmlns:mc="http://schemas.openxmlformats.org/markup-compatibility/2006" xmlns:r="http://schemas.openxmlformats.org/officeDocument/2006/relationships" xmlns:w="http://schemas.openxmlformats.org/wordprocessingml/2006/main" xmlns:w14="http://schemas.microsoft.com/office/word/2010/wordml" xmlns:w15="http://schemas.microsoft.com/office/word/2012/wordml" xmlns:w16cex="http://schemas.microsoft.com/office/word/2018/wordml/cex" xmlns:w16cid="http://schemas.microsoft.com/office/word/2016/wordml/cid" xmlns:w16="http://schemas.microsoft.com/office/word/2018/wordml" xmlns:w16sdtdh="http://schemas.microsoft.com/office/word/2020/wordml/sdtdatahash" xmlns:w16se="http://schemas.microsoft.com/office/word/2015/wordml/symex" mc:Ignorable="w14 w15 w16se w16cid w16 w16cex w16sdtdh">
   <w:docDefaults>
     <w:rPrDefault>
       <w:rPr>
@@ -4634,7 +4500,7 @@
       </w:pPr>
     </w:pPrDefault>
   </w:docDefaults>
-  <w:latentStyles w:defLockedState="0" w:defUIPriority="99" w:defSemiHidden="0" w:defUnhideWhenUsed="0" w:defQFormat="0" w:count="371">
+  <w:latentStyles w:defLockedState="0" w:defUIPriority="99" w:defSemiHidden="0" w:defUnhideWhenUsed="0" w:defQFormat="0" w:count="376">
     <w:lsdException w:name="Normal" w:uiPriority="0" w:qFormat="1"/>
     <w:lsdException w:name="heading 1" w:uiPriority="1" w:qFormat="1"/>
     <w:lsdException w:name="heading 2" w:semiHidden="1" w:uiPriority="1" w:unhideWhenUsed="1" w:qFormat="1"/>
@@ -4740,7 +4606,6 @@
     <w:lsdException w:name="HTML Sample" w:semiHidden="1" w:unhideWhenUsed="1"/>
     <w:lsdException w:name="HTML Typewriter" w:semiHidden="1" w:unhideWhenUsed="1"/>
     <w:lsdException w:name="HTML Variable" w:semiHidden="1" w:unhideWhenUsed="1"/>
-    <w:lsdException w:name="Normal Table" w:semiHidden="1" w:unhideWhenUsed="1"/>
     <w:lsdException w:name="annotation subject" w:semiHidden="1" w:unhideWhenUsed="1"/>
     <w:lsdException w:name="No List" w:semiHidden="1" w:unhideWhenUsed="1"/>
     <w:lsdException w:name="Outline List 1" w:semiHidden="1" w:unhideWhenUsed="1"/>
@@ -4783,11 +4648,8 @@
     <w:lsdException w:name="Table Contemporary" w:semiHidden="1" w:unhideWhenUsed="1"/>
     <w:lsdException w:name="Table Elegant" w:semiHidden="1" w:unhideWhenUsed="1"/>
     <w:lsdException w:name="Table Professional" w:semiHidden="1" w:unhideWhenUsed="1"/>
-    <w:lsdException w:name="Table Subtle 1" w:semiHidden="1" w:unhideWhenUsed="1"/>
     <w:lsdException w:name="Table Subtle 2" w:semiHidden="1" w:unhideWhenUsed="1"/>
     <w:lsdException w:name="Table Web 1" w:semiHidden="1" w:unhideWhenUsed="1"/>
-    <w:lsdException w:name="Table Web 2" w:semiHidden="1" w:unhideWhenUsed="1"/>
-    <w:lsdException w:name="Table Web 3" w:semiHidden="1" w:unhideWhenUsed="1"/>
     <w:lsdException w:name="Balloon Text" w:semiHidden="1" w:unhideWhenUsed="1"/>
     <w:lsdException w:name="Table Grid" w:uiPriority="39"/>
     <w:lsdException w:name="Table Theme" w:semiHidden="1" w:unhideWhenUsed="1"/>
@@ -5006,6 +4868,11 @@
     <w:lsdException w:name="List Table 5 Dark Accent 6" w:uiPriority="50"/>
     <w:lsdException w:name="List Table 6 Colorful Accent 6" w:uiPriority="51"/>
     <w:lsdException w:name="List Table 7 Colorful Accent 6" w:uiPriority="52"/>
+    <w:lsdException w:name="Mention" w:semiHidden="1" w:unhideWhenUsed="1"/>
+    <w:lsdException w:name="Smart Hyperlink" w:semiHidden="1" w:unhideWhenUsed="1"/>
+    <w:lsdException w:name="Hashtag" w:semiHidden="1" w:unhideWhenUsed="1"/>
+    <w:lsdException w:name="Unresolved Mention" w:semiHidden="1" w:unhideWhenUsed="1"/>
+    <w:lsdException w:name="Smart Link" w:semiHidden="1" w:unhideWhenUsed="1"/>
   </w:latentStyles>
   <w:style w:type="paragraph" w:default="1" w:styleId="a0">
     <w:name w:val="Normal"/>
@@ -5964,9 +5831,7 @@
 </file>
 
 <file path=customXml/item2.xml><?xml version="1.0" encoding="utf-8"?>
-<p:properties xmlns:p="http://schemas.microsoft.com/office/2006/metadata/properties" xmlns:xsi="http://www.w3.org/2001/XMLSchema-instance" xmlns:pc="http://schemas.microsoft.com/office/infopath/2007/PartnerControls">
-  <documentManagement/>
-</p:properties>
+<b:Sources xmlns:b="http://schemas.openxmlformats.org/officeDocument/2006/bibliography" xmlns="http://schemas.openxmlformats.org/officeDocument/2006/bibliography" SelectedStyle="\APASixthEditionOfficeOnline.xsl" StyleName="APA" Version="6"/>
 </file>
 
 <file path=customXml/item3.xml><?xml version="1.0" encoding="utf-8"?>
@@ -6135,7 +6000,9 @@
 </file>
 
 <file path=customXml/item4.xml><?xml version="1.0" encoding="utf-8"?>
-<b:Sources xmlns:b="http://schemas.openxmlformats.org/officeDocument/2006/bibliography" xmlns="http://schemas.openxmlformats.org/officeDocument/2006/bibliography" SelectedStyle="\APASixthEditionOfficeOnline.xsl" StyleName="APA" Version="6"/>
+<p:properties xmlns:p="http://schemas.microsoft.com/office/2006/metadata/properties" xmlns:xsi="http://www.w3.org/2001/XMLSchema-instance" xmlns:pc="http://schemas.microsoft.com/office/infopath/2007/PartnerControls">
+  <documentManagement/>
+</p:properties>
 </file>
 
 <file path=customXml/itemProps1.xml><?xml version="1.0" encoding="utf-8"?>
@@ -6147,10 +6014,9 @@
 </file>
 
 <file path=customXml/itemProps2.xml><?xml version="1.0" encoding="utf-8"?>
-<ds:datastoreItem xmlns:ds="http://schemas.openxmlformats.org/officeDocument/2006/customXml" ds:itemID="{F57421B1-27A0-4F29-ACED-1D73BBF8D012}">
+<ds:datastoreItem xmlns:ds="http://schemas.openxmlformats.org/officeDocument/2006/customXml" ds:itemID="{A2634BBC-778C-4498-A527-4C6ACB7B649B}">
   <ds:schemaRefs>
-    <ds:schemaRef ds:uri="http://schemas.microsoft.com/office/2006/metadata/properties"/>
-    <ds:schemaRef ds:uri="http://schemas.microsoft.com/office/infopath/2007/PartnerControls"/>
+    <ds:schemaRef ds:uri="http://schemas.openxmlformats.org/officeDocument/2006/bibliography"/>
   </ds:schemaRefs>
 </ds:datastoreItem>
 </file>
@@ -6175,9 +6041,10 @@
 </file>
 
 <file path=customXml/itemProps4.xml><?xml version="1.0" encoding="utf-8"?>
-<ds:datastoreItem xmlns:ds="http://schemas.openxmlformats.org/officeDocument/2006/customXml" ds:itemID="{A2634BBC-778C-4498-A527-4C6ACB7B649B}">
+<ds:datastoreItem xmlns:ds="http://schemas.openxmlformats.org/officeDocument/2006/customXml" ds:itemID="{F57421B1-27A0-4F29-ACED-1D73BBF8D012}">
   <ds:schemaRefs>
-    <ds:schemaRef ds:uri="http://schemas.openxmlformats.org/officeDocument/2006/bibliography"/>
+    <ds:schemaRef ds:uri="http://schemas.microsoft.com/office/2006/metadata/properties"/>
+    <ds:schemaRef ds:uri="http://schemas.microsoft.com/office/infopath/2007/PartnerControls"/>
   </ds:schemaRefs>
 </ds:datastoreItem>
 </file>